--- a/assets/cv/CV_Danilo_Morelli.docx
+++ b/assets/cv/CV_Danilo_Morelli.docx
@@ -44,7 +44,7 @@
           <w:color w:val="000000"/>
           <w:sz w:val="19"/>
         </w:rPr>
-        <w:t>danilommorelli@gmail.com | (11) 98974-9110 | São Paulo, SP | linkedin.com/in/danilomorelli | dm222222.github.io</w:t>
+        <w:t>danilommorelli@gmail.com | São Paulo, SP | linkedin.com/in/danilomorelli | dm222222.github.io</w:t>
       </w:r>
     </w:p>
     <w:p>
@@ -74,7 +74,7 @@
           <w:color w:val="000000"/>
           <w:sz w:val="21"/>
         </w:rPr>
-        <w:t>Product Designer com 7 anos de experiência em produtos digitais B2B, atuando de ponta a ponta: discovery, pesquisa com usuários, definição de MVP e KPIs, arquitetura da informação, prototipação, interface e design system. Conduzo entrevistas do C-level à operação, traduzo o problema de negócio em requisitos e entrego interface validada com usuários e time técnico. Experiência em produtos com inteligência artificial (anomalias, previsões e recomendações com explicabilidade na interface), mercado financeiro, logística e indústria. Formação em Publicidade e Propaganda e vivência em branding, identidade visual e web design. Desenhei a Torre de Controle, hoje em produção em uma operação de cinco centros de distribuição.</w:t>
+        <w:t>Product Designer com 7 anos de experiência em produtos digitais B2B, B2C, DTC e B2B2C, atuando de ponta a ponta: discovery, pesquisa com usuários, definição de MVP e KPIs, arquitetura da informação, prototipação, interface e design system. Conduzo entrevistas do C-level à operação, traduzo o problema de negócio em requisitos e entrego interface validada com usuários e time técnico. Experiência em produtos com inteligência artificial (anomalias, previsões e recomendações com explicabilidade na interface), mercado financeiro, logística e indústria. Formação em Publicidade e Propaganda e vivência em branding, identidade visual e web design. Desenhei a Torre de Controle, hoje em produção em uma operação de cinco centros de distribuição.</w:t>
       </w:r>
     </w:p>
     <w:p>
@@ -339,7 +339,7 @@
           <w:color w:val="000000"/>
           <w:sz w:val="21"/>
         </w:rPr>
-        <w:t>• Projetei o dashboard de monitoramento em tempo real de uma plataforma de inteligência artificial aplicada a maquinário industrial nas camadas SCADA e PLC, na indústria de mineração.</w:t>
+        <w:t>• Projetei o dashboard de monitoramento em tempo real de uma plataforma de inteligência artificial aplicada a maquinário industrial, na indústria de mineração.</w:t>
       </w:r>
     </w:p>
     <w:p>

--- a/assets/cv/CV_Danilo_Morelli.docx
+++ b/assets/cv/CV_Danilo_Morelli.docx
@@ -136,38 +136,6 @@
           <w:sz w:val="21"/>
         </w:rPr>
         <w:t>• Conduzo projetos de UX/UI, identidade visual e web design para empresas de diferentes portes, da definição do problema à entrega.</w:t>
-      </w:r>
-    </w:p>
-    <w:p>
-      <w:pPr>
-        <w:spacing w:before="0" w:after="40"/>
-        <w:ind w:left="230"/>
-        <w:jc w:val="left"/>
-      </w:pPr>
-      <w:r>
-        <w:rPr>
-          <w:rFonts w:ascii="Arial" w:hAnsi="Arial"/>
-          <w:b w:val="0"/>
-          <w:color w:val="000000"/>
-          <w:sz w:val="21"/>
-        </w:rPr>
-        <w:t>• Criei o design system e o novo site institucional da S2LAW, escritório de Direito Digital e Inovação.</w:t>
-      </w:r>
-    </w:p>
-    <w:p>
-      <w:pPr>
-        <w:spacing w:before="0" w:after="40"/>
-        <w:ind w:left="230"/>
-        <w:jc w:val="left"/>
-      </w:pPr>
-      <w:r>
-        <w:rPr>
-          <w:rFonts w:ascii="Arial" w:hAnsi="Arial"/>
-          <w:b w:val="0"/>
-          <w:color w:val="000000"/>
-          <w:sz w:val="21"/>
-        </w:rPr>
-        <w:t>• Desenvolvi o Mazza Market, projeto próprio de ponta a ponta — conceito, design e construção de um laboratório de orquestração de agentes de IA para vendas de pequenos produtores.</w:t>
       </w:r>
     </w:p>
     <w:p>

--- a/assets/cv/CV_Danilo_Morelli.docx
+++ b/assets/cv/CV_Danilo_Morelli.docx
@@ -74,7 +74,7 @@
           <w:color w:val="000000"/>
           <w:sz w:val="21"/>
         </w:rPr>
-        <w:t>Product Designer com 7 anos de experiência em produtos digitais B2B, B2C, DTC e B2B2C, atuando de ponta a ponta: discovery, pesquisa com usuários, definição de MVP e KPIs, arquitetura da informação, prototipação, interface e design system. Conduzo entrevistas do C-level à operação, traduzo o problema de negócio em requisitos e entrego interface validada com usuários e time técnico. Experiência em produtos com inteligência artificial (anomalias, previsões e recomendações com explicabilidade na interface), mercado financeiro, logística e indústria. Formação em Publicidade e Propaganda e vivência em branding, identidade visual e web design. Desenhei a Torre de Controle, hoje em produção em uma operação de cinco centros de distribuição.</w:t>
+        <w:t>Product Designer com 5 anos de experiência em produtos digitais B2B, B2C, DTC e B2B2C, atuando de ponta a ponta: discovery, pesquisa com usuários, definição de MVP e KPIs, arquitetura da informação, prototipação, interface e design system. Conduzo entrevistas do C-level à operação, traduzo o problema de negócio em requisitos e entrego interface validada com usuários e time técnico. Experiência em produtos com inteligência artificial (anomalias, previsões e recomendações com explicabilidade na interface), mercado financeiro, logística e indústria. Formação em Publicidade e Propaganda e vivência em branding, identidade visual e web design. Desenhei a Torre de Controle, hoje em produção em uma operação de cinco centros de distribuição.</w:t>
       </w:r>
     </w:p>
     <w:p>

--- a/assets/cv/CV_Danilo_Morelli.docx
+++ b/assets/cv/CV_Danilo_Morelli.docx
@@ -74,7 +74,7 @@
           <w:color w:val="000000"/>
           <w:sz w:val="21"/>
         </w:rPr>
-        <w:t>Product Designer com 5 anos de experiência em produtos digitais B2B, B2C, DTC e B2B2C, atuando de ponta a ponta: discovery, pesquisa com usuários, definição de MVP e KPIs, arquitetura da informação, prototipação, interface e design system. Conduzo entrevistas do C-level à operação, traduzo o problema de negócio em requisitos e entrego interface validada com usuários e time técnico. Experiência em produtos com inteligência artificial (anomalias, previsões e recomendações com explicabilidade na interface), mercado financeiro, logística e indústria. Formação em Publicidade e Propaganda e vivência em branding, identidade visual e web design. Desenhei a Torre de Controle, hoje em produção em uma operação de cinco centros de distribuição.</w:t>
+        <w:t>Product Designer com 7 anos de experiência em produtos digitais B2B, B2C, DTC e B2B2C, atuando de ponta a ponta: discovery, pesquisa com usuários, definição de MVP e KPIs, arquitetura da informação, prototipação, interface e design system. Conduzo entrevistas do C-level à operação, traduzo o problema de negócio em requisitos e entrego interface validada com usuários e time técnico. Experiência em produtos com inteligência artificial (anomalias, previsões e recomendações com explicabilidade na interface), mercado financeiro, logística e indústria. Formação em Publicidade e Propaganda e vivência em branding, identidade visual e web design. Desenhei a Torre de Controle, hoje em produção em uma operação de cinco centros de distribuição.</w:t>
       </w:r>
     </w:p>
     <w:p>
